--- a/Documentation/Misc writeups/Stanza linked recruitment/LinkedStanzaRecruitment_manual.docx
+++ b/Documentation/Misc writeups/Stanza linked recruitment/LinkedStanzaRecruitment_manual.docx
@@ -784,14 +784,9 @@
       <w:r>
         <w:t xml:space="preserve">If you have any questions, find bugs, or see ways to expand on this functionality please contact us at </w:t>
       </w:r>
-      <w:hyperlink r:id="rId8" w:history="1">
-        <w:r>
-          <w:rPr>
-            <w:rStyle w:val="Hyperlink"/>
-          </w:rPr>
-          <w:t>ewedevteam@gmail.com</w:t>
-        </w:r>
-      </w:hyperlink>
+      <w:r>
+        <w:t>ewedevteam@gmail.com</w:t>
+      </w:r>
       <w:r>
         <w:t>.</w:t>
       </w:r>
@@ -853,15 +848,30 @@
       <w:r>
         <w:t xml:space="preserve"> under project </w:t>
       </w:r>
-      <w:hyperlink r:id="rId9" w:history="1">
-        <w:r>
-          <w:rPr>
-            <w:rStyle w:val="Hyperlink"/>
-            <w:i/>
-          </w:rPr>
-          <w:t>EISA: Ecology and management of the invasive snow crab</w:t>
-        </w:r>
-      </w:hyperlink>
+      <w:r>
+        <w:rPr>
+          <w:i/>
+        </w:rPr>
+        <w:t>EISA: Ecology and management of the invasive snow crab</w:t>
+      </w:r>
+      <w:r>
+        <w:rPr>
+          <w:i/>
+        </w:rPr>
+        <w:t xml:space="preserve"> (</w:t>
+      </w:r>
+      <w:r>
+        <w:rPr>
+          <w:i/>
+        </w:rPr>
+        <w:t>https://www.akvaplan.niva.no/en/projects-networks/eisa/</w:t>
+      </w:r>
+      <w:r>
+        <w:rPr>
+          <w:i/>
+        </w:rPr>
+        <w:t>)</w:t>
+      </w:r>
       <w:r>
         <w:t>.</w:t>
       </w:r>
@@ -870,6 +880,7 @@
       <w:pPr>
         <w:jc w:val="center"/>
       </w:pPr>
+      <w:bookmarkStart w:id="3" w:name="_GoBack"/>
       <w:r>
         <w:rPr>
           <w:noProof/>
@@ -892,7 +903,7 @@
                     </pic:cNvPicPr>
                   </pic:nvPicPr>
                   <pic:blipFill rotWithShape="1">
-                    <a:blip r:embed="rId10" cstate="print">
+                    <a:blip r:embed="rId8" cstate="print">
                       <a:extLst>
                         <a:ext uri="{28A0092B-C50C-407E-A947-70E740481C1C}">
                           <a14:useLocalDpi xmlns:a14="http://schemas.microsoft.com/office/drawing/2010/main" val="0"/>
@@ -925,6 +936,7 @@
           </wp:inline>
         </w:drawing>
       </w:r>
+      <w:bookmarkEnd w:id="3"/>
     </w:p>
     <w:p>
       <w:pPr>
@@ -940,12 +952,12 @@
       <w:pPr>
         <w:pStyle w:val="Heading1"/>
       </w:pPr>
-      <w:bookmarkStart w:id="3" w:name="_Toc93998918"/>
+      <w:bookmarkStart w:id="4" w:name="_Toc93998918"/>
       <w:r>
         <w:lastRenderedPageBreak/>
         <w:t>Summary</w:t>
       </w:r>
-      <w:bookmarkEnd w:id="3"/>
+      <w:bookmarkEnd w:id="4"/>
     </w:p>
     <w:p>
       <w:r>
@@ -955,7 +967,7 @@
         <w:t xml:space="preserve">We have made </w:t>
       </w:r>
       <w:r>
-        <w:t xml:space="preserve"> a small modification to the </w:t>
+        <w:t xml:space="preserve">a small modification to the </w:t>
       </w:r>
       <w:proofErr w:type="spellStart"/>
       <w:r>
@@ -1016,11 +1028,11 @@
       <w:pPr>
         <w:pStyle w:val="Heading1"/>
       </w:pPr>
-      <w:bookmarkStart w:id="4" w:name="_Toc93998919"/>
+      <w:bookmarkStart w:id="5" w:name="_Toc93998919"/>
       <w:r>
         <w:t>Computations</w:t>
       </w:r>
-      <w:bookmarkEnd w:id="4"/>
+      <w:bookmarkEnd w:id="5"/>
     </w:p>
     <w:p>
       <w:r>
@@ -1304,15 +1316,7 @@
         <w:t xml:space="preserve"> </w:t>
       </w:r>
       <w:r>
-        <w:t xml:space="preserve">recruits is then </w:t>
-      </w:r>
-      <w:bookmarkStart w:id="5" w:name="_GoBack"/>
-      <w:r>
-        <w:t xml:space="preserve">set </w:t>
-      </w:r>
-      <w:bookmarkEnd w:id="5"/>
-      <w:r>
-        <w:t>as follows:</w:t>
+        <w:t>recruits is then set as follows:</w:t>
       </w:r>
     </w:p>
     <w:tbl>
@@ -1510,7 +1514,13 @@
     </w:p>
     <w:p>
       <w:r>
-        <w:t xml:space="preserve">An example of linked recruitment is shown in </w:t>
+        <w:t xml:space="preserve">An example of </w:t>
+      </w:r>
+      <w:r>
+        <w:t xml:space="preserve">the impact of </w:t>
+      </w:r>
+      <w:r>
+        <w:t xml:space="preserve">linked recruitment is shown in </w:t>
       </w:r>
       <w:r>
         <w:fldChar w:fldCharType="begin"/>
@@ -1545,7 +1555,7 @@
         <w:t xml:space="preserve"> </w:t>
       </w:r>
       <w:r>
-        <w:t xml:space="preserve">is executed twice for a </w:t>
+        <w:t xml:space="preserve">is executed for a </w:t>
       </w:r>
       <w:r>
         <w:t>model that contain</w:t>
@@ -1563,7 +1573,35 @@
         <w:t xml:space="preserve">groups for </w:t>
       </w:r>
       <w:r>
-        <w:t xml:space="preserve">male and female snow crab. Both multi-stanza groups consist of </w:t>
+        <w:t>male and female snow crab</w:t>
+      </w:r>
+      <w:r>
+        <w:t xml:space="preserve"> </w:t>
+      </w:r>
+      <w:proofErr w:type="spellStart"/>
+      <w:r>
+        <w:rPr>
+          <w:i/>
+        </w:rPr>
+        <w:t>Chionoecetes</w:t>
+      </w:r>
+      <w:proofErr w:type="spellEnd"/>
+      <w:r>
+        <w:rPr>
+          <w:i/>
+        </w:rPr>
+        <w:t xml:space="preserve"> </w:t>
+      </w:r>
+      <w:proofErr w:type="spellStart"/>
+      <w:r>
+        <w:rPr>
+          <w:i/>
+        </w:rPr>
+        <w:t>opilio</w:t>
+      </w:r>
+      <w:proofErr w:type="spellEnd"/>
+      <w:r>
+        <w:t xml:space="preserve">. Both multi-stanza groups consist of </w:t>
       </w:r>
       <w:r>
         <w:t xml:space="preserve">two life stages each: </w:t>
@@ -1593,25 +1631,70 @@
         <w:t xml:space="preserve">The model contains no change </w:t>
       </w:r>
       <w:r>
-        <w:t>in environment and fishing other than intensifying effort of the snow crab fishery</w:t>
-      </w:r>
-      <w:r>
-        <w:t xml:space="preserve">. In the </w:t>
-      </w:r>
-      <w:r>
-        <w:t xml:space="preserve">left panel </w:t>
-      </w:r>
-      <w:r>
-        <w:t xml:space="preserve">the multi-stanza </w:t>
-      </w:r>
-      <w:r>
-        <w:t xml:space="preserve">recruitment is not linked, in the right panel </w:t>
+        <w:t xml:space="preserve">in environment and fishing other than </w:t>
+      </w:r>
+      <w:r>
+        <w:t xml:space="preserve">gradually </w:t>
+      </w:r>
+      <w:r>
+        <w:t>intensifying effort of the snow crab fishery</w:t>
+      </w:r>
+      <w:r>
+        <w:t xml:space="preserve">. </w:t>
+      </w:r>
+      <w:r>
+        <w:fldChar w:fldCharType="begin"/>
+      </w:r>
+      <w:r>
+        <w:instrText xml:space="preserve"> REF _Ref93936483 \h </w:instrText>
+      </w:r>
+      <w:r>
+        <w:fldChar w:fldCharType="separate"/>
+      </w:r>
+      <w:r>
+        <w:t xml:space="preserve">Figure </w:t>
+      </w:r>
+      <w:r>
+        <w:rPr>
+          <w:noProof/>
+        </w:rPr>
+        <w:t>1</w:t>
+      </w:r>
+      <w:r>
+        <w:fldChar w:fldCharType="end"/>
+      </w:r>
+      <w:r>
+        <w:t xml:space="preserve"> shows three simulations: in </w:t>
+      </w:r>
+      <w:r>
+        <w:t xml:space="preserve">the </w:t>
+      </w:r>
+      <w:r>
+        <w:t>left panel</w:t>
+      </w:r>
+      <w:r>
+        <w:t>,</w:t>
+      </w:r>
+      <w:r>
+        <w:t xml:space="preserve"> </w:t>
+      </w:r>
+      <w:r>
+        <w:t xml:space="preserve">multi-stanza </w:t>
+      </w:r>
+      <w:r>
+        <w:t>recruitment is not linked</w:t>
+      </w:r>
+      <w:r>
+        <w:t xml:space="preserve">. In the middle panel, </w:t>
       </w:r>
       <w:r>
         <w:t>female recruitment is obtained from the male multi-stanza group</w:t>
       </w:r>
       <w:r>
         <w:t>.</w:t>
+      </w:r>
+      <w:r>
+        <w:t xml:space="preserve"> In the right panel, male recruitment is obtained from the female multi-stanza group.</w:t>
       </w:r>
     </w:p>
     <w:p>
@@ -1624,10 +1707,10 @@
           <w:noProof/>
         </w:rPr>
         <w:drawing>
-          <wp:inline distT="0" distB="0" distL="0" distR="0" wp14:anchorId="72260BDD" wp14:editId="38A21DB7">
-            <wp:extent cx="5780405" cy="1822450"/>
-            <wp:effectExtent l="0" t="0" r="0" b="6350"/>
-            <wp:docPr id="23" name="Picture 23"/>
+          <wp:inline distT="0" distB="0" distL="0" distR="0">
+            <wp:extent cx="5780405" cy="2228215"/>
+            <wp:effectExtent l="0" t="0" r="0" b="635"/>
+            <wp:docPr id="1" name="Picture 1"/>
             <wp:cNvGraphicFramePr>
               <a:graphicFrameLocks xmlns:a="http://schemas.openxmlformats.org/drawingml/2006/main" noChangeAspect="1"/>
             </wp:cNvGraphicFramePr>
@@ -1635,11 +1718,11 @@
               <a:graphicData uri="http://schemas.openxmlformats.org/drawingml/2006/picture">
                 <pic:pic xmlns:pic="http://schemas.openxmlformats.org/drawingml/2006/picture">
                   <pic:nvPicPr>
-                    <pic:cNvPr id="23" name="Fig3.png"/>
+                    <pic:cNvPr id="1" name="Fig3.png"/>
                     <pic:cNvPicPr/>
                   </pic:nvPicPr>
                   <pic:blipFill>
-                    <a:blip r:embed="rId11">
+                    <a:blip r:embed="rId9">
                       <a:extLst>
                         <a:ext uri="{28A0092B-C50C-407E-A947-70E740481C1C}">
                           <a14:useLocalDpi xmlns:a14="http://schemas.microsoft.com/office/drawing/2010/main" val="0"/>
@@ -1653,7 +1736,7 @@
                   <pic:spPr>
                     <a:xfrm>
                       <a:off x="0" y="0"/>
-                      <a:ext cx="5780405" cy="1822450"/>
+                      <a:ext cx="5780405" cy="2228215"/>
                     </a:xfrm>
                     <a:prstGeom prst="rect">
                       <a:avLst/>
@@ -1674,33 +1757,23 @@
       <w:r>
         <w:t xml:space="preserve">Figure </w:t>
       </w:r>
-      <w:r>
-        <w:fldChar w:fldCharType="begin"/>
-      </w:r>
-      <w:r>
-        <w:instrText xml:space="preserve"> SEQ Figure</w:instrText>
-      </w:r>
-      <w:r>
-        <w:instrText xml:space="preserve"> \* ARABIC </w:instrText>
-      </w:r>
-      <w:r>
-        <w:fldChar w:fldCharType="separate"/>
-      </w:r>
-      <w:r>
-        <w:rPr>
-          <w:noProof/>
-        </w:rPr>
-        <w:t>1</w:t>
-      </w:r>
-      <w:r>
-        <w:rPr>
-          <w:noProof/>
-        </w:rPr>
-        <w:fldChar w:fldCharType="end"/>
-      </w:r>
+      <w:fldSimple w:instr=" SEQ Figure \* ARABIC ">
+        <w:r>
+          <w:rPr>
+            <w:noProof/>
+          </w:rPr>
+          <w:t>1</w:t>
+        </w:r>
+      </w:fldSimple>
       <w:bookmarkEnd w:id="6"/>
       <w:r>
-        <w:t xml:space="preserve"> - Two </w:t>
+        <w:t xml:space="preserve"> - </w:t>
+      </w:r>
+      <w:r>
+        <w:t>Three</w:t>
+      </w:r>
+      <w:r>
+        <w:t xml:space="preserve"> </w:t>
       </w:r>
       <w:proofErr w:type="spellStart"/>
       <w:r>
@@ -1708,28 +1781,64 @@
       </w:r>
       <w:proofErr w:type="spellEnd"/>
       <w:r>
-        <w:t xml:space="preserve"> simulations for hypothetical fishing pressure on male snow crab, without (left) and with (right) </w:t>
-      </w:r>
-      <w:r>
-        <w:t xml:space="preserve">recruitment of </w:t>
-      </w:r>
-      <w:r>
-        <w:t>female</w:t>
+        <w:t xml:space="preserve"> simulations </w:t>
+      </w:r>
+      <w:r>
+        <w:t>with different recruitment linkage configurations for snow crab: no linked recruitment (Left), female recruitment linked to the fished males (</w:t>
+      </w:r>
+      <w:proofErr w:type="spellStart"/>
+      <w:r>
+        <w:t>Center</w:t>
+      </w:r>
+      <w:proofErr w:type="spellEnd"/>
+      <w:r>
+        <w:t>), and fished male recruitment linked to non-fished females (Right).</w:t>
+      </w:r>
+      <w:r>
+        <w:t xml:space="preserve"> Note that both juvenile groups are identically </w:t>
+      </w:r>
+      <w:r>
+        <w:t>parameterized</w:t>
+      </w:r>
+      <w:r>
+        <w:t xml:space="preserve"> in this specific case</w:t>
+      </w:r>
+      <w:r>
+        <w:t>,</w:t>
+      </w:r>
+      <w:r>
+        <w:t xml:space="preserve"> and </w:t>
+      </w:r>
+      <w:r>
+        <w:t xml:space="preserve">therefore </w:t>
+      </w:r>
+      <w:r>
+        <w:t xml:space="preserve">their biomass estimates </w:t>
+      </w:r>
+      <w:r>
+        <w:t xml:space="preserve">exactly </w:t>
+      </w:r>
+      <w:r>
+        <w:t xml:space="preserve">overlap in the </w:t>
+      </w:r>
+      <w:proofErr w:type="spellStart"/>
+      <w:r>
+        <w:t>Center</w:t>
+      </w:r>
+      <w:proofErr w:type="spellEnd"/>
+      <w:r>
+        <w:t xml:space="preserve"> and Right </w:t>
+      </w:r>
+      <w:r>
+        <w:t>plot</w:t>
       </w:r>
       <w:r>
         <w:t>s</w:t>
       </w:r>
       <w:r>
-        <w:t xml:space="preserve"> </w:t>
-      </w:r>
-      <w:r>
-        <w:t>obtained from the male multi-stanza group</w:t>
-      </w:r>
-      <w:r>
         <w:t>.</w:t>
       </w:r>
     </w:p>
-    <w:p/>
     <w:p>
       <w:pPr>
         <w:rPr>
@@ -1797,22 +1906,7 @@
         <w:fldChar w:fldCharType="end"/>
       </w:r>
       <w:r>
-        <w:t xml:space="preserve">). In the EISA project, we explicitly modelled male and female snow crab as only male individuals </w:t>
-      </w:r>
-      <w:r>
-        <w:t xml:space="preserve">with a </w:t>
-      </w:r>
-      <w:r>
-        <w:t xml:space="preserve">carapace size </w:t>
-      </w:r>
-      <w:r>
-        <w:t>over 100mm</w:t>
-      </w:r>
-      <w:r>
-        <w:t xml:space="preserve"> were fished</w:t>
-      </w:r>
-      <w:r>
-        <w:t>.</w:t>
+        <w:t>).</w:t>
       </w:r>
     </w:p>
     <w:p>
@@ -1829,13 +1923,13 @@
               <wp:anchor distT="0" distB="0" distL="114300" distR="114300" simplePos="0" relativeHeight="251683840" behindDoc="0" locked="0" layoutInCell="1" allowOverlap="1" wp14:anchorId="3E5AB5D8" wp14:editId="38FEFA6F">
                 <wp:simplePos x="0" y="0"/>
                 <wp:positionH relativeFrom="column">
-                  <wp:posOffset>682625</wp:posOffset>
+                  <wp:posOffset>713029</wp:posOffset>
                 </wp:positionH>
                 <wp:positionV relativeFrom="paragraph">
-                  <wp:posOffset>905510</wp:posOffset>
+                  <wp:posOffset>1067562</wp:posOffset>
                 </wp:positionV>
-                <wp:extent cx="3790950" cy="419100"/>
-                <wp:effectExtent l="0" t="0" r="19050" b="19050"/>
+                <wp:extent cx="3730574" cy="395021"/>
+                <wp:effectExtent l="0" t="0" r="22860" b="24130"/>
                 <wp:wrapNone/>
                 <wp:docPr id="13" name="Rectangle 13"/>
                 <wp:cNvGraphicFramePr/>
@@ -1846,7 +1940,7 @@
                       <wps:spPr>
                         <a:xfrm>
                           <a:off x="0" y="0"/>
-                          <a:ext cx="3790950" cy="419100"/>
+                          <a:ext cx="3730574" cy="395021"/>
                         </a:xfrm>
                         <a:prstGeom prst="rect">
                           <a:avLst/>
@@ -1894,20 +1988,26 @@
           </mc:Choice>
           <mc:Fallback>
             <w:pict>
-              <v:rect w14:anchorId="26972CC9" id="Rectangle 13" o:spid="_x0000_s1026" style="position:absolute;margin-left:53.75pt;margin-top:71.3pt;width:298.5pt;height:33pt;z-index:251683840;visibility:visible;mso-wrap-style:square;mso-width-percent:0;mso-height-percent:0;mso-wrap-distance-left:9pt;mso-wrap-distance-top:0;mso-wrap-distance-right:9pt;mso-wrap-distance-bottom:0;mso-position-horizontal:absolute;mso-position-horizontal-relative:text;mso-position-vertical:absolute;mso-position-vertical-relative:text;mso-width-percent:0;mso-height-percent:0;mso-width-relative:margin;mso-height-relative:margin;v-text-anchor:middle" o:gfxdata="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" filled="f" strokecolor="red" strokeweight="1.5pt"/>
+              <v:rect w14:anchorId="4BDC997E" id="Rectangle 13" o:spid="_x0000_s1026" style="position:absolute;margin-left:56.15pt;margin-top:84.05pt;width:293.75pt;height:31.1pt;z-index:251683840;visibility:visible;mso-wrap-style:square;mso-width-percent:0;mso-height-percent:0;mso-wrap-distance-left:9pt;mso-wrap-distance-top:0;mso-wrap-distance-right:9pt;mso-wrap-distance-bottom:0;mso-position-horizontal:absolute;mso-position-horizontal-relative:text;mso-position-vertical:absolute;mso-position-vertical-relative:text;mso-width-percent:0;mso-height-percent:0;mso-width-relative:margin;mso-height-relative:margin;v-text-anchor:middle" o:gfxdata="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" filled="f" strokecolor="red" strokeweight="1.5pt"/>
             </w:pict>
           </mc:Fallback>
         </mc:AlternateContent>
+      </w:r>
+      <w:r>
+        <w:rPr>
+          <w:noProof/>
+        </w:rPr>
+        <w:t xml:space="preserve"> </w:t>
       </w:r>
       <w:r>
         <w:rPr>
           <w:noProof/>
         </w:rPr>
         <w:drawing>
-          <wp:inline distT="0" distB="0" distL="0" distR="0" wp14:anchorId="28DA3B6F" wp14:editId="5726D343">
-            <wp:extent cx="4564800" cy="2358952"/>
-            <wp:effectExtent l="0" t="0" r="7620" b="3810"/>
-            <wp:docPr id="18" name="Picture 18"/>
+          <wp:inline distT="0" distB="0" distL="0" distR="0" wp14:anchorId="6545FBE3" wp14:editId="3ED7EEAC">
+            <wp:extent cx="4503600" cy="2394000"/>
+            <wp:effectExtent l="0" t="0" r="0" b="6350"/>
+            <wp:docPr id="2" name="Picture 2"/>
             <wp:cNvGraphicFramePr>
               <a:graphicFrameLocks xmlns:a="http://schemas.openxmlformats.org/drawingml/2006/main" noChangeAspect="1"/>
             </wp:cNvGraphicFramePr>
@@ -1919,13 +2019,7 @@
                     <pic:cNvPicPr/>
                   </pic:nvPicPr>
                   <pic:blipFill>
-                    <a:blip r:embed="rId12">
-                      <a:extLst>
-                        <a:ext uri="{28A0092B-C50C-407E-A947-70E740481C1C}">
-                          <a14:useLocalDpi xmlns:a14="http://schemas.microsoft.com/office/drawing/2010/main" val="0"/>
-                        </a:ext>
-                      </a:extLst>
-                    </a:blip>
+                    <a:blip r:embed="rId10"/>
                     <a:stretch>
                       <a:fillRect/>
                     </a:stretch>
@@ -1933,7 +2027,7 @@
                   <pic:spPr>
                     <a:xfrm>
                       <a:off x="0" y="0"/>
-                      <a:ext cx="4564800" cy="2358952"/>
+                      <a:ext cx="4503600" cy="2394000"/>
                     </a:xfrm>
                     <a:prstGeom prst="rect">
                       <a:avLst/>
@@ -1954,27 +2048,14 @@
       <w:r>
         <w:t xml:space="preserve">Figure </w:t>
       </w:r>
-      <w:r>
-        <w:fldChar w:fldCharType="begin"/>
-      </w:r>
-      <w:r>
-        <w:instrText xml:space="preserve"> SEQ Figure \* ARABIC </w:instrText>
-      </w:r>
-      <w:r>
-        <w:fldChar w:fldCharType="separate"/>
-      </w:r>
-      <w:r>
-        <w:rPr>
-          <w:noProof/>
-        </w:rPr>
-        <w:t>2</w:t>
-      </w:r>
-      <w:r>
-        <w:rPr>
-          <w:noProof/>
-        </w:rPr>
-        <w:fldChar w:fldCharType="end"/>
-      </w:r>
+      <w:fldSimple w:instr=" SEQ Figure \* ARABIC ">
+        <w:r>
+          <w:rPr>
+            <w:noProof/>
+          </w:rPr>
+          <w:t>2</w:t>
+        </w:r>
+      </w:fldSimple>
       <w:bookmarkEnd w:id="8"/>
       <w:r>
         <w:t xml:space="preserve"> - Define gender-split multi-stanza groups</w:t>
@@ -1987,73 +2068,28 @@
     </w:p>
     <w:p>
       <w:r>
-        <w:t>Third, link recruitment in the “Edit multi-stanza” interface (</w:t>
-      </w:r>
-      <w:r>
-        <w:fldChar w:fldCharType="begin"/>
-      </w:r>
-      <w:r>
-        <w:instrText xml:space="preserve"> REF _Ref93929672 \h </w:instrText>
-      </w:r>
-      <w:r>
-        <w:fldChar w:fldCharType="separate"/>
-      </w:r>
-      <w:r>
-        <w:t xml:space="preserve">Figure </w:t>
-      </w:r>
-      <w:r>
-        <w:rPr>
-          <w:noProof/>
-        </w:rPr>
-        <w:t>3</w:t>
-      </w:r>
-      <w:r>
-        <w:fldChar w:fldCharType="end"/>
-      </w:r>
-      <w:r>
-        <w:t>). In the EISA project we linked recruitment of female s</w:t>
-      </w:r>
-      <w:r>
-        <w:t>now crab to the male population as only the males were fished with indirect impacts on female crabs</w:t>
-      </w:r>
-      <w:r>
-        <w:t xml:space="preserve">. </w:t>
-      </w:r>
-      <w:r>
-        <w:t xml:space="preserve">A multi-stanza </w:t>
-      </w:r>
-      <w:r>
-        <w:t xml:space="preserve"> group </w:t>
-      </w:r>
-      <w:r>
-        <w:t xml:space="preserve">whose </w:t>
-      </w:r>
-      <w:r>
-        <w:t xml:space="preserve">recruitment </w:t>
-      </w:r>
-      <w:r>
-        <w:t xml:space="preserve">is linked </w:t>
-      </w:r>
-      <w:r>
-        <w:t xml:space="preserve">will have its recruitment calculations overwritten, and its </w:t>
-      </w:r>
-      <w:r>
-        <w:t xml:space="preserve">defunct </w:t>
-      </w:r>
-      <w:r>
-        <w:t xml:space="preserve">“Recruitment Power” parameter </w:t>
+        <w:t xml:space="preserve">Third, link recruitment in the “Edit multi-stanza” interface. </w:t>
+      </w:r>
+      <w:r>
+        <w:t xml:space="preserve">In the figure below, female snow crab recruitment is linked to the males. A multi-stanza </w:t>
+      </w:r>
+      <w:r>
+        <w:t xml:space="preserve">group whose recruitment is linked will have its recruitment calculations overwritten, and </w:t>
       </w:r>
       <w:r>
         <w:t xml:space="preserve">therefore </w:t>
       </w:r>
       <w:r>
-        <w:t xml:space="preserve">becomes inactive in the </w:t>
-      </w:r>
-      <w:r>
-        <w:t xml:space="preserve">“Edit multi-stanza” </w:t>
-      </w:r>
-      <w:r>
-        <w:t>user interface (</w:t>
+        <w:t xml:space="preserve">the </w:t>
+      </w:r>
+      <w:r>
+        <w:t xml:space="preserve">“Recruitment Power” </w:t>
+      </w:r>
+      <w:r>
+        <w:t xml:space="preserve">parameter </w:t>
+      </w:r>
+      <w:r>
+        <w:t>becomes inactive (</w:t>
       </w:r>
       <w:r>
         <w:fldChar w:fldCharType="begin"/>
@@ -2185,7 +2221,7 @@
                     <pic:cNvPicPr/>
                   </pic:nvPicPr>
                   <pic:blipFill>
-                    <a:blip r:embed="rId13"/>
+                    <a:blip r:embed="rId11"/>
                     <a:stretch>
                       <a:fillRect/>
                     </a:stretch>
@@ -2214,33 +2250,24 @@
       <w:r>
         <w:t xml:space="preserve">Figure </w:t>
       </w:r>
-      <w:r>
-        <w:fldChar w:fldCharType="begin"/>
-      </w:r>
-      <w:r>
-        <w:instrText xml:space="preserve"> SEQ Figure \* ARABIC </w:instrText>
-      </w:r>
-      <w:r>
-        <w:fldChar w:fldCharType="separate"/>
-      </w:r>
-      <w:r>
-        <w:rPr>
-          <w:noProof/>
-        </w:rPr>
-        <w:t>3</w:t>
-      </w:r>
-      <w:r>
-        <w:rPr>
-          <w:noProof/>
-        </w:rPr>
-        <w:fldChar w:fldCharType="end"/>
-      </w:r>
+      <w:fldSimple w:instr=" SEQ Figure \* ARABIC ">
+        <w:r>
+          <w:rPr>
+            <w:noProof/>
+          </w:rPr>
+          <w:t>3</w:t>
+        </w:r>
+      </w:fldSimple>
       <w:bookmarkEnd w:id="9"/>
       <w:r>
         <w:t xml:space="preserve"> - Linking the recruitment of a multi-stanza configuration to another</w:t>
       </w:r>
-    </w:p>
-    <w:p>
+      <w:r>
+        <w:t xml:space="preserve"> </w:t>
+      </w:r>
+      <w:r>
+        <w:t>multi-stanza</w:t>
+      </w:r>
       <w:r>
         <w:t>.</w:t>
       </w:r>
@@ -2305,7 +2332,7 @@
     </w:p>
     <w:sectPr>
       <w:pgSz w:w="11904" w:h="16840"/>
-      <w:pgMar w:top="2135" w:right="1401" w:bottom="1276" w:left="1400" w:header="720" w:footer="720" w:gutter="0"/>
+      <w:pgMar w:top="2135" w:right="1401" w:bottom="1134" w:left="1400" w:header="720" w:footer="720" w:gutter="0"/>
       <w:cols w:space="720"/>
     </w:sectPr>
   </w:body>
@@ -5105,7 +5132,7 @@
 </file>
 
 <file path=customXml/itemProps1.xml><?xml version="1.0" encoding="utf-8"?>
-<ds:datastoreItem xmlns:ds="http://schemas.openxmlformats.org/officeDocument/2006/customXml" ds:itemID="{50692EE8-DC0D-495E-9C6C-7B96BC178121}">
+<ds:datastoreItem xmlns:ds="http://schemas.openxmlformats.org/officeDocument/2006/customXml" ds:itemID="{0B47B938-180E-44CD-B9EB-6617019415C2}">
   <ds:schemaRefs>
     <ds:schemaRef ds:uri="http://schemas.openxmlformats.org/officeDocument/2006/bibliography"/>
   </ds:schemaRefs>

--- a/Documentation/Misc writeups/Stanza linked recruitment/LinkedStanzaRecruitment_manual.docx
+++ b/Documentation/Misc writeups/Stanza linked recruitment/LinkedStanzaRecruitment_manual.docx
@@ -107,7 +107,7 @@
             <v:path o:extrusionok="f" gradientshapeok="t" o:connecttype="rect"/>
             <o:lock v:ext="edit" aspectratio="t"/>
           </v:shapetype>
-          <v:shape id="_x0000_i1025" type="#_x0000_t75" style="width:175.5pt;height:78.75pt">
+          <v:shape id="_x0000_i1025" type="#_x0000_t75" style="width:175.7pt;height:78.9pt">
             <v:imagedata r:id="rId6" o:title="Fig0"/>
           </v:shape>
         </w:pict>
@@ -880,7 +880,6 @@
       <w:pPr>
         <w:jc w:val="center"/>
       </w:pPr>
-      <w:bookmarkStart w:id="3" w:name="_GoBack"/>
       <w:r>
         <w:rPr>
           <w:noProof/>
@@ -936,89 +935,96 @@
           </wp:inline>
         </w:drawing>
       </w:r>
+    </w:p>
+    <w:p>
+      <w:pPr>
+        <w:rPr>
+          <w:sz w:val="31"/>
+        </w:rPr>
+      </w:pPr>
+      <w:r>
+        <w:br w:type="page"/>
+      </w:r>
+    </w:p>
+    <w:p>
+      <w:pPr>
+        <w:pStyle w:val="Heading1"/>
+      </w:pPr>
+      <w:bookmarkStart w:id="3" w:name="_Toc93998918"/>
+      <w:r>
+        <w:lastRenderedPageBreak/>
+        <w:t>Summary</w:t>
+      </w:r>
       <w:bookmarkEnd w:id="3"/>
     </w:p>
     <w:p>
-      <w:pPr>
-        <w:rPr>
-          <w:sz w:val="31"/>
-        </w:rPr>
-      </w:pPr>
-      <w:r>
-        <w:br w:type="page"/>
-      </w:r>
-    </w:p>
-    <w:p>
-      <w:pPr>
-        <w:pStyle w:val="Heading1"/>
-      </w:pPr>
-      <w:bookmarkStart w:id="4" w:name="_Toc93998918"/>
-      <w:r>
-        <w:lastRenderedPageBreak/>
-        <w:t>Summary</w:t>
-      </w:r>
+      <w:r>
+        <w:t xml:space="preserve">Occasionally, ecosystem modellers run into issues where gender-split populations need explicit modelling. This can occur when empirical data is only available for male or female specimens, or when males and females of key species have markedly different behaviours. </w:t>
+      </w:r>
+      <w:r>
+        <w:t xml:space="preserve">We have made </w:t>
+      </w:r>
+      <w:r>
+        <w:t xml:space="preserve">a small modification to the </w:t>
+      </w:r>
+      <w:proofErr w:type="spellStart"/>
+      <w:r>
+        <w:t>Ecopath</w:t>
+      </w:r>
+      <w:proofErr w:type="spellEnd"/>
+      <w:r>
+        <w:t xml:space="preserve"> with </w:t>
+      </w:r>
+      <w:proofErr w:type="spellStart"/>
+      <w:r>
+        <w:t>Ecosim</w:t>
+      </w:r>
+      <w:proofErr w:type="spellEnd"/>
+      <w:r>
+        <w:t xml:space="preserve"> (</w:t>
+      </w:r>
+      <w:proofErr w:type="spellStart"/>
+      <w:r>
+        <w:t>EwE</w:t>
+      </w:r>
+      <w:proofErr w:type="spellEnd"/>
+      <w:r>
+        <w:t xml:space="preserve">) multi-stanza model </w:t>
+      </w:r>
+      <w:r>
+        <w:fldChar w:fldCharType="begin"/>
+      </w:r>
+      <w:r>
+        <w:instrText xml:space="preserve"> ADDIN ZOTERO_ITEM CSL_CITATION {"citationID":"eyY9X23L","properties":{"formattedCitation":"(Christensen and Walters, 2004)","plainCitation":"(Christensen and Walters, 2004)","noteIndex":0},"citationItems":[{"id":1695,"uris":["http://zotero.org/users/485481/items/VEXEXGWV"],"uri":["http://zotero.org/users/485481/items/VEXEXGWV"],"itemData":{"id":1695,"type":"article-journal","abstract":"The Ecopath with Ecosim (EwE) modeling approach combines software for ecosystem trophic mass balance analysis (Ecopath), with a dynamic modeling capability (Ecosim) for exploring past and future impacts of fishing and environmental disturbances as well as for exploring optimal fishing policies. Ecosim models can be replicated over a spatial map grid (Ecospace) to allow exploration of policies such as marine protected areas, while accounting for spatial dispersal/advection effects.\n\nThe Ecopath approach and software has been under development for two decades, with Ecosim emerging in 1995, and Ecospace in 1998, leading to an integrated and widely applied package. We present an overview of the computational aspects of the Ecopath, Ecosim and Ecospace modules as they are implemented in the most recent software version. The paper summarizes the capabilities of the modeling system with respect to evaluating how fisheries and the environment impact ecosystems. We conclude by a warning about pitfalls in the use of the software for policy exploration.","container-title":"Ecological Modelling","DOI":"10.1016/j.ecolmodel.2003.09.003","issue":"2-4","page":"109-139","title":"Ecopath with Ecosim: methods, capabilities and limitations","volume":"172","author":[{"family":"Christensen","given":"V."},{"family":"Walters","given":"C. J."}],"issued":{"date-parts":[["2004"]]}}}],"schema":"https://github.com/citation-style-language/schema/raw/master/csl-citation.json"} </w:instrText>
+      </w:r>
+      <w:r>
+        <w:fldChar w:fldCharType="separate"/>
+      </w:r>
+      <w:r>
+        <w:t>(Christensen and Walters, 2004)</w:t>
+      </w:r>
+      <w:r>
+        <w:fldChar w:fldCharType="end"/>
+      </w:r>
+      <w:r>
+        <w:t xml:space="preserve">, that allows linking recruitment </w:t>
+      </w:r>
+      <w:r>
+        <w:t>to ensure</w:t>
+      </w:r>
+      <w:r>
+        <w:t xml:space="preserve"> proportional spawning between two multi-stanza groups, and thus connecting two </w:t>
+      </w:r>
+      <w:r>
+        <w:t>gender-sp</w:t>
+      </w:r>
+      <w:r>
+        <w:t>li</w:t>
+      </w:r>
+      <w:bookmarkStart w:id="4" w:name="_GoBack"/>
       <w:bookmarkEnd w:id="4"/>
-    </w:p>
-    <w:p>
-      <w:r>
-        <w:t xml:space="preserve">Occasionally, ecosystem modellers run into issues where gender-split populations need explicit modelling. This can occur when empirical data is only available for male or female specimens, or when males and females of key species have markedly different behaviours. </w:t>
-      </w:r>
-      <w:r>
-        <w:t xml:space="preserve">We have made </w:t>
-      </w:r>
-      <w:r>
-        <w:t xml:space="preserve">a small modification to the </w:t>
-      </w:r>
-      <w:proofErr w:type="spellStart"/>
-      <w:r>
-        <w:t>Ecopath</w:t>
-      </w:r>
-      <w:proofErr w:type="spellEnd"/>
-      <w:r>
-        <w:t xml:space="preserve"> with </w:t>
-      </w:r>
-      <w:proofErr w:type="spellStart"/>
-      <w:r>
-        <w:t>Ecosim</w:t>
-      </w:r>
-      <w:proofErr w:type="spellEnd"/>
-      <w:r>
-        <w:t xml:space="preserve"> (</w:t>
-      </w:r>
-      <w:proofErr w:type="spellStart"/>
-      <w:r>
-        <w:t>EwE</w:t>
-      </w:r>
-      <w:proofErr w:type="spellEnd"/>
-      <w:r>
-        <w:t xml:space="preserve">) multi-stanza model </w:t>
-      </w:r>
-      <w:r>
-        <w:fldChar w:fldCharType="begin"/>
-      </w:r>
-      <w:r>
-        <w:instrText xml:space="preserve"> ADDIN ZOTERO_ITEM CSL_CITATION {"citationID":"eyY9X23L","properties":{"formattedCitation":"(Christensen and Walters, 2004)","plainCitation":"(Christensen and Walters, 2004)","noteIndex":0},"citationItems":[{"id":1695,"uris":["http://zotero.org/users/485481/items/VEXEXGWV"],"uri":["http://zotero.org/users/485481/items/VEXEXGWV"],"itemData":{"id":1695,"type":"article-journal","abstract":"The Ecopath with Ecosim (EwE) modeling approach combines software for ecosystem trophic mass balance analysis (Ecopath), with a dynamic modeling capability (Ecosim) for exploring past and future impacts of fishing and environmental disturbances as well as for exploring optimal fishing policies. Ecosim models can be replicated over a spatial map grid (Ecospace) to allow exploration of policies such as marine protected areas, while accounting for spatial dispersal/advection effects.\n\nThe Ecopath approach and software has been under development for two decades, with Ecosim emerging in 1995, and Ecospace in 1998, leading to an integrated and widely applied package. We present an overview of the computational aspects of the Ecopath, Ecosim and Ecospace modules as they are implemented in the most recent software version. The paper summarizes the capabilities of the modeling system with respect to evaluating how fisheries and the environment impact ecosystems. We conclude by a warning about pitfalls in the use of the software for policy exploration.","container-title":"Ecological Modelling","DOI":"10.1016/j.ecolmodel.2003.09.003","issue":"2-4","page":"109-139","title":"Ecopath with Ecosim: methods, capabilities and limitations","volume":"172","author":[{"family":"Christensen","given":"V."},{"family":"Walters","given":"C. J."}],"issued":{"date-parts":[["2004"]]}}}],"schema":"https://github.com/citation-style-language/schema/raw/master/csl-citation.json"} </w:instrText>
-      </w:r>
-      <w:r>
-        <w:fldChar w:fldCharType="separate"/>
-      </w:r>
-      <w:r>
-        <w:t>(Christensen and Walters, 2004)</w:t>
-      </w:r>
-      <w:r>
-        <w:fldChar w:fldCharType="end"/>
-      </w:r>
-      <w:r>
-        <w:t xml:space="preserve">, that allows linking recruitment </w:t>
-      </w:r>
-      <w:r>
-        <w:t>to ensure</w:t>
-      </w:r>
-      <w:r>
-        <w:t xml:space="preserve"> proportional spawning between two multi-stanza groups, and thus connecting two </w:t>
-      </w:r>
-      <w:r>
-        <w:t xml:space="preserve">gender-spilt populations </w:t>
+      <w:r>
+        <w:t xml:space="preserve">t populations </w:t>
       </w:r>
       <w:r>
         <w:t>at their foundation.</w:t>
@@ -1757,14 +1763,27 @@
       <w:r>
         <w:t xml:space="preserve">Figure </w:t>
       </w:r>
-      <w:fldSimple w:instr=" SEQ Figure \* ARABIC ">
-        <w:r>
-          <w:rPr>
-            <w:noProof/>
-          </w:rPr>
-          <w:t>1</w:t>
-        </w:r>
-      </w:fldSimple>
+      <w:r>
+        <w:fldChar w:fldCharType="begin"/>
+      </w:r>
+      <w:r>
+        <w:instrText xml:space="preserve"> SEQ Figure \* ARABIC </w:instrText>
+      </w:r>
+      <w:r>
+        <w:fldChar w:fldCharType="separate"/>
+      </w:r>
+      <w:r>
+        <w:rPr>
+          <w:noProof/>
+        </w:rPr>
+        <w:t>1</w:t>
+      </w:r>
+      <w:r>
+        <w:rPr>
+          <w:noProof/>
+        </w:rPr>
+        <w:fldChar w:fldCharType="end"/>
+      </w:r>
       <w:bookmarkEnd w:id="6"/>
       <w:r>
         <w:t xml:space="preserve"> - </w:t>
@@ -1795,19 +1814,13 @@
         <w:t>), and fished male recruitment linked to non-fished females (Right).</w:t>
       </w:r>
       <w:r>
-        <w:t xml:space="preserve"> Note that both juvenile groups are identically </w:t>
-      </w:r>
-      <w:r>
-        <w:t>parameterized</w:t>
+        <w:t xml:space="preserve"> Note that both juvenile groups are identically parameterized</w:t>
       </w:r>
       <w:r>
         <w:t xml:space="preserve"> in this specific case</w:t>
       </w:r>
       <w:r>
-        <w:t>,</w:t>
-      </w:r>
-      <w:r>
-        <w:t xml:space="preserve"> and </w:t>
+        <w:t xml:space="preserve">, and </w:t>
       </w:r>
       <w:r>
         <w:t xml:space="preserve">therefore </w:t>
@@ -2048,14 +2061,27 @@
       <w:r>
         <w:t xml:space="preserve">Figure </w:t>
       </w:r>
-      <w:fldSimple w:instr=" SEQ Figure \* ARABIC ">
-        <w:r>
-          <w:rPr>
-            <w:noProof/>
-          </w:rPr>
-          <w:t>2</w:t>
-        </w:r>
-      </w:fldSimple>
+      <w:r>
+        <w:fldChar w:fldCharType="begin"/>
+      </w:r>
+      <w:r>
+        <w:instrText xml:space="preserve"> SEQ Figure \* ARABIC </w:instrText>
+      </w:r>
+      <w:r>
+        <w:fldChar w:fldCharType="separate"/>
+      </w:r>
+      <w:r>
+        <w:rPr>
+          <w:noProof/>
+        </w:rPr>
+        <w:t>2</w:t>
+      </w:r>
+      <w:r>
+        <w:rPr>
+          <w:noProof/>
+        </w:rPr>
+        <w:fldChar w:fldCharType="end"/>
+      </w:r>
       <w:bookmarkEnd w:id="8"/>
       <w:r>
         <w:t xml:space="preserve"> - Define gender-split multi-stanza groups</w:t>
@@ -2250,23 +2276,33 @@
       <w:r>
         <w:t xml:space="preserve">Figure </w:t>
       </w:r>
-      <w:fldSimple w:instr=" SEQ Figure \* ARABIC ">
-        <w:r>
-          <w:rPr>
-            <w:noProof/>
-          </w:rPr>
-          <w:t>3</w:t>
-        </w:r>
-      </w:fldSimple>
+      <w:r>
+        <w:fldChar w:fldCharType="begin"/>
+      </w:r>
+      <w:r>
+        <w:instrText xml:space="preserve"> SEQ Figure \* ARABIC </w:instrText>
+      </w:r>
+      <w:r>
+        <w:fldChar w:fldCharType="separate"/>
+      </w:r>
+      <w:r>
+        <w:rPr>
+          <w:noProof/>
+        </w:rPr>
+        <w:t>3</w:t>
+      </w:r>
+      <w:r>
+        <w:rPr>
+          <w:noProof/>
+        </w:rPr>
+        <w:fldChar w:fldCharType="end"/>
+      </w:r>
       <w:bookmarkEnd w:id="9"/>
       <w:r>
         <w:t xml:space="preserve"> - Linking the recruitment of a multi-stanza configuration to another</w:t>
       </w:r>
       <w:r>
-        <w:t xml:space="preserve"> </w:t>
-      </w:r>
-      <w:r>
-        <w:t>multi-stanza</w:t>
+        <w:t xml:space="preserve"> multi-stanza</w:t>
       </w:r>
       <w:r>
         <w:t>.</w:t>
@@ -5132,7 +5168,7 @@
 </file>
 
 <file path=customXml/itemProps1.xml><?xml version="1.0" encoding="utf-8"?>
-<ds:datastoreItem xmlns:ds="http://schemas.openxmlformats.org/officeDocument/2006/customXml" ds:itemID="{0B47B938-180E-44CD-B9EB-6617019415C2}">
+<ds:datastoreItem xmlns:ds="http://schemas.openxmlformats.org/officeDocument/2006/customXml" ds:itemID="{C0717827-10A4-40DD-AE00-882E0C65B790}">
   <ds:schemaRefs>
     <ds:schemaRef ds:uri="http://schemas.openxmlformats.org/officeDocument/2006/bibliography"/>
   </ds:schemaRefs>

--- a/Documentation/Misc writeups/Stanza linked recruitment/LinkedStanzaRecruitment_manual.docx
+++ b/Documentation/Misc writeups/Stanza linked recruitment/LinkedStanzaRecruitment_manual.docx
@@ -237,6 +237,14 @@
     </w:p>
     <w:p>
       <w:pPr>
+        <w:spacing w:after="7"/>
+      </w:pPr>
+      <w:r>
+        <w:t>https://doi.org/10.6084/m9.figshare.19076330.v1</w:t>
+      </w:r>
+    </w:p>
+    <w:p>
+      <w:pPr>
         <w:spacing w:after="160" w:line="259" w:lineRule="auto"/>
         <w:jc w:val="left"/>
       </w:pPr>
@@ -247,6 +255,8 @@
         </w:rPr>
         <w:br w:type="page"/>
       </w:r>
+      <w:bookmarkStart w:id="1" w:name="_GoBack"/>
+      <w:bookmarkEnd w:id="1"/>
     </w:p>
     <w:sdt>
       <w:sdtPr>
@@ -718,12 +728,12 @@
       <w:pPr>
         <w:pStyle w:val="Heading1"/>
       </w:pPr>
-      <w:bookmarkStart w:id="1" w:name="_Toc93998916"/>
+      <w:bookmarkStart w:id="2" w:name="_Toc93998916"/>
       <w:bookmarkEnd w:id="0"/>
       <w:r>
         <w:t>Scope and purpose</w:t>
       </w:r>
-      <w:bookmarkEnd w:id="1"/>
+      <w:bookmarkEnd w:id="2"/>
       <w:r>
         <w:t xml:space="preserve"> </w:t>
       </w:r>
@@ -819,11 +829,11 @@
       <w:pPr>
         <w:pStyle w:val="Heading1"/>
       </w:pPr>
-      <w:bookmarkStart w:id="2" w:name="_Toc93998917"/>
+      <w:bookmarkStart w:id="3" w:name="_Toc93998917"/>
       <w:r>
         <w:t>Acknowledgements</w:t>
       </w:r>
-      <w:bookmarkEnd w:id="2"/>
+      <w:bookmarkEnd w:id="3"/>
     </w:p>
     <w:p>
       <w:r>
@@ -950,12 +960,12 @@
       <w:pPr>
         <w:pStyle w:val="Heading1"/>
       </w:pPr>
-      <w:bookmarkStart w:id="3" w:name="_Toc93998918"/>
+      <w:bookmarkStart w:id="4" w:name="_Toc93998918"/>
       <w:r>
         <w:lastRenderedPageBreak/>
         <w:t>Summary</w:t>
       </w:r>
-      <w:bookmarkEnd w:id="3"/>
+      <w:bookmarkEnd w:id="4"/>
     </w:p>
     <w:p>
       <w:r>
@@ -1021,8 +1031,6 @@
       <w:r>
         <w:t>li</w:t>
       </w:r>
-      <w:bookmarkStart w:id="4" w:name="_GoBack"/>
-      <w:bookmarkEnd w:id="4"/>
       <w:r>
         <w:t xml:space="preserve">t populations </w:t>
       </w:r>
@@ -1763,27 +1771,14 @@
       <w:r>
         <w:t xml:space="preserve">Figure </w:t>
       </w:r>
-      <w:r>
-        <w:fldChar w:fldCharType="begin"/>
-      </w:r>
-      <w:r>
-        <w:instrText xml:space="preserve"> SEQ Figure \* ARABIC </w:instrText>
-      </w:r>
-      <w:r>
-        <w:fldChar w:fldCharType="separate"/>
-      </w:r>
-      <w:r>
-        <w:rPr>
-          <w:noProof/>
-        </w:rPr>
-        <w:t>1</w:t>
-      </w:r>
-      <w:r>
-        <w:rPr>
-          <w:noProof/>
-        </w:rPr>
-        <w:fldChar w:fldCharType="end"/>
-      </w:r>
+      <w:fldSimple w:instr=" SEQ Figure \* ARABIC ">
+        <w:r>
+          <w:rPr>
+            <w:noProof/>
+          </w:rPr>
+          <w:t>1</w:t>
+        </w:r>
+      </w:fldSimple>
       <w:bookmarkEnd w:id="6"/>
       <w:r>
         <w:t xml:space="preserve"> - </w:t>
@@ -2061,27 +2056,14 @@
       <w:r>
         <w:t xml:space="preserve">Figure </w:t>
       </w:r>
-      <w:r>
-        <w:fldChar w:fldCharType="begin"/>
-      </w:r>
-      <w:r>
-        <w:instrText xml:space="preserve"> SEQ Figure \* ARABIC </w:instrText>
-      </w:r>
-      <w:r>
-        <w:fldChar w:fldCharType="separate"/>
-      </w:r>
-      <w:r>
-        <w:rPr>
-          <w:noProof/>
-        </w:rPr>
-        <w:t>2</w:t>
-      </w:r>
-      <w:r>
-        <w:rPr>
-          <w:noProof/>
-        </w:rPr>
-        <w:fldChar w:fldCharType="end"/>
-      </w:r>
+      <w:fldSimple w:instr=" SEQ Figure \* ARABIC ">
+        <w:r>
+          <w:rPr>
+            <w:noProof/>
+          </w:rPr>
+          <w:t>2</w:t>
+        </w:r>
+      </w:fldSimple>
       <w:bookmarkEnd w:id="8"/>
       <w:r>
         <w:t xml:space="preserve"> - Define gender-split multi-stanza groups</w:t>
@@ -2276,27 +2258,14 @@
       <w:r>
         <w:t xml:space="preserve">Figure </w:t>
       </w:r>
-      <w:r>
-        <w:fldChar w:fldCharType="begin"/>
-      </w:r>
-      <w:r>
-        <w:instrText xml:space="preserve"> SEQ Figure \* ARABIC </w:instrText>
-      </w:r>
-      <w:r>
-        <w:fldChar w:fldCharType="separate"/>
-      </w:r>
-      <w:r>
-        <w:rPr>
-          <w:noProof/>
-        </w:rPr>
-        <w:t>3</w:t>
-      </w:r>
-      <w:r>
-        <w:rPr>
-          <w:noProof/>
-        </w:rPr>
-        <w:fldChar w:fldCharType="end"/>
-      </w:r>
+      <w:fldSimple w:instr=" SEQ Figure \* ARABIC ">
+        <w:r>
+          <w:rPr>
+            <w:noProof/>
+          </w:rPr>
+          <w:t>3</w:t>
+        </w:r>
+      </w:fldSimple>
       <w:bookmarkEnd w:id="9"/>
       <w:r>
         <w:t xml:space="preserve"> - Linking the recruitment of a multi-stanza configuration to another</w:t>
@@ -5168,7 +5137,7 @@
 </file>
 
 <file path=customXml/itemProps1.xml><?xml version="1.0" encoding="utf-8"?>
-<ds:datastoreItem xmlns:ds="http://schemas.openxmlformats.org/officeDocument/2006/customXml" ds:itemID="{C0717827-10A4-40DD-AE00-882E0C65B790}">
+<ds:datastoreItem xmlns:ds="http://schemas.openxmlformats.org/officeDocument/2006/customXml" ds:itemID="{8DBEF32A-FBA8-42A0-A77A-013983EA944F}">
   <ds:schemaRefs>
     <ds:schemaRef ds:uri="http://schemas.openxmlformats.org/officeDocument/2006/bibliography"/>
   </ds:schemaRefs>
